--- a/tillsyn/A 41869-2026 tillsynsbegäran.docx
+++ b/tillsyn/A 41869-2026 tillsynsbegäran.docx
@@ -7,7 +7,7 @@
         <w:pStyle w:val="Title"/>
       </w:pPr>
       <w:r>
-        <w:t>Tillsynsbegäran – information om höga naturvärden i avverkningsanmälan A 41869-2026 i Ljusdals kommun</w:t>
+        <w:t>Tillsynsbegäran – information om höga naturvärden och fridlysta arter i avverkningsanmälan A 41869-2026 i Ljusdals kommun</w:t>
       </w:r>
     </w:p>
     <w:p>
@@ -22,7 +22,7 @@
       <w:r>
         <w:drawing>
           <wp:inline xmlns:a="http://schemas.openxmlformats.org/drawingml/2006/main" xmlns:pic="http://schemas.openxmlformats.org/drawingml/2006/picture">
-            <wp:extent cx="5486400" cy="3878187"/>
+            <wp:extent cx="5486400" cy="4004506"/>
             <wp:docPr id="1" name="Picture 1"/>
             <wp:cNvGraphicFramePr>
               <a:graphicFrameLocks noChangeAspect="1"/>
@@ -43,7 +43,7 @@
                   <pic:spPr>
                     <a:xfrm>
                       <a:off x="0" y="0"/>
-                      <a:ext cx="5486400" cy="3878187"/>
+                      <a:ext cx="5486400" cy="4004506"/>
                     </a:xfrm>
                     <a:prstGeom prst="rect"/>
                   </pic:spPr>
@@ -60,12 +60,12 @@
         <w:spacing w:after="240"/>
       </w:pPr>
       <w:r>
-        <w:t>Figur 1. Fyndplatser för naturvårdsarter i avverkningsanmälan. Markörer utan svart kant är placerade på fyndplatsen. Markörer med svart kant är placerade vid sidan av fyndplatsen och har ett svart streck som visar fyndplatsens exakta position. Kartans mittpunktskoordinat är N 6824682, E 492651 i SWEREF 99 TM.</w:t>
+        <w:t>Figur 1. Fyndplatser för naturvårdsarter i och inom 3 meter från avverkningsanmälan. Markörer utan svart kant är placerade på fyndplatsen. Markörer med svart kant är placerade vid sidan av fyndplatsen och har ett svart streck som visar fyndplatsens exakta position. Kartans mittpunktskoordinat är N 6824682, E 492651 i SWEREF 99 TM.</w:t>
       </w:r>
     </w:p>
     <w:p>
       <w:r>
-        <w:t>I avverkningsanmälan finns fynd av 1 naturvårdsarter, varav 1 är rödlistad och 1 är typisk (T): lunglav (NT, T). Se Figur 1.</w:t>
+        <w:t>I och inom 3 meter från avverkningsanmälan finns fynd av 5 naturvårdsarter, varav 4 är rödlistade, 2 är fridlysta och 4 är typiska (T): garnlav (VU, T), lunglav (NT, T), skrovellav (NT, T), talltita (NT, §4) och spillkråka (T, §4). Se Figur 1.</w:t>
       </w:r>
     </w:p>
     <w:p>
@@ -97,6 +97,35 @@
     <w:p>
       <w:r>
         <w:t>Nedan följer beskrivningar av de naturvårdsarter och fridlysta arter som har sina livsmiljöer och växtplatser i den avverkningsanmälda skogen. Se även ytterligare artfakta i BILAGA 1. De påträffade naturvårdsarterna är ett tydligt kvitto på att det rör sig om en skog med höga naturvärden.</w:t>
+      </w:r>
+    </w:p>
+    <w:p>
+      <w:r>
+        <w:rPr>
+          <w:b/>
+        </w:rPr>
+        <w:t>Garnlav (VU)</w:t>
+      </w:r>
+      <w:r>
+        <w:t xml:space="preserve"> är en utpräglad barrskogsart som ibland kan drapera träden i norrländska grannaturskogar med hög luftfuktighet. Den förekommer även i talldominerade bestånd där den, förutom i trädens grenverk, påträffas hängande över ojämnheter i tallbarken. Arten har minskat starkt i södra och mellersta Sverige och den minskar även i sitt nordliga utbredningsområde. Minskningstakten uppgår till 30 (20–50) % inom 50 år och överstiger gränsvärdet för Sårbar (VU). Orsaken till tillbakagången beror främst på slutavverkningar av naturskogsartade skogar. Bestånd med riklig förekomst bör regelmässigt sparas, vilket även gynnar flera andra sällsynta och rödlistade arter. Garnlav är värdväxt för den mycket sällsynta och akut hotade fjärilen barrskogslavfly (CR) som hör hemma i boreala barrskogar med riklig förekomst av värdväxten. Tidigare kunde arten konstateras årligen på flera platser vid Dala-Floda i Dalarna innan lokalerna kalavverkades. Senaste fyndet i landet av barrskogslavfly är från år 2000 då den påträffades vid Högberget i Sollefteå kommun. Garnlav är typisk art för </w:t>
+      </w:r>
+      <w:r>
+        <w:rPr>
+          <w:i/>
+        </w:rPr>
+        <w:t xml:space="preserve">9010 Taiga </w:t>
+      </w:r>
+      <w:r>
+        <w:t>och</w:t>
+      </w:r>
+      <w:r>
+        <w:rPr>
+          <w:i/>
+        </w:rPr>
+        <w:t xml:space="preserve"> 9070 Trädklädd betesmark</w:t>
+      </w:r>
+      <w:r>
+        <w:t xml:space="preserve"> (SLU Artdatabanken, 2026).</w:t>
       </w:r>
     </w:p>
     <w:p>
@@ -157,6 +186,115 @@
     </w:p>
     <w:p>
       <w:r>
+        <w:rPr>
+          <w:b/>
+        </w:rPr>
+        <w:t>Skrovellav (NT)</w:t>
+      </w:r>
+      <w:r>
+        <w:t xml:space="preserve"> växer på gamla lövträd och på klippor i gamla skogar med hög och jämn luftfuktighet. Slutavverkning av kontinuitetsskog utgör det största hotet och lavens fortsatta förekomst bör säkerställas genom att lokaler med äldre skog skyddas. I områden med mycket hög luftfuktighet kan man på bålen av skrovellav finna de sällsynta parasitsvamparna skrovellavsknapp (EN), </w:t>
+      </w:r>
+      <w:r>
+        <w:rPr>
+          <w:i/>
+        </w:rPr>
+        <w:t>Catillaria lobariicola</w:t>
+      </w:r>
+      <w:r>
+        <w:t xml:space="preserve"> (VU) och </w:t>
+      </w:r>
+      <w:r>
+        <w:rPr>
+          <w:i/>
+        </w:rPr>
+        <w:t>Merismatium lobariae</w:t>
+      </w:r>
+      <w:r>
+        <w:t xml:space="preserve"> (DD). Skrovellav är typisk art för </w:t>
+      </w:r>
+      <w:r>
+        <w:rPr>
+          <w:i/>
+        </w:rPr>
+        <w:t xml:space="preserve">9010 Taiga, 9020 Nordlig ädellövskog, 9040 Fjällbjörkskog, 9070 Trädklädd betesmark, 9160 Näringsrik ekskog, 9180 Ädellövskog i branter, 9190 Näringsfattig ekskog, 8210 Kalkbranter </w:t>
+      </w:r>
+      <w:r>
+        <w:t xml:space="preserve">och </w:t>
+      </w:r>
+      <w:r>
+        <w:rPr>
+          <w:i/>
+        </w:rPr>
+        <w:t>6530 Lövängar</w:t>
+      </w:r>
+      <w:r>
+        <w:t xml:space="preserve"> (SLU Artdatabanken, 2026; Nitare &amp; Skogsstyrelsen, 2019).</w:t>
+      </w:r>
+    </w:p>
+    <w:p>
+      <w:r>
+        <w:rPr>
+          <w:b/>
+        </w:rPr>
+        <w:t>Talltita (NT, §4)</w:t>
+      </w:r>
+      <w:r>
+        <w:t>, rödlistad som nära hotad och prioriterad art i Skogsvårdslagen, har häckningsrevir i anmälan. Arten har minskat kraftigt de senaste 30 åren och minskningstakten innevarande 10-årsperiod beräknas till 20 (10–30) %. Talltitan är synnerligen trogen sitt cirka 15 hektar stora revir och är beroende av flerskiktade olikåldriga skogar för att kunna föda upp sina ungar. Talltitan försvinner om dess livsmiljö kalavverkas (Eggers &amp; Low, 2014; Ekman, 1979; Griesser et al, 2007; Klein, 2020; Siffczyk et al, 2003; SLU Artdatabanken, 2021).</w:t>
+      </w:r>
+    </w:p>
+    <w:p>
+      <w:r>
+        <w:rPr>
+          <w:b/>
+        </w:rPr>
+        <w:t>Spillkråka (§4)</w:t>
+      </w:r>
+      <w:r>
+        <w:t xml:space="preserve"> omfattas av bilaga 1 i EU:s fågeldirektiv och är typisk art för </w:t>
+      </w:r>
+      <w:r>
+        <w:rPr>
+          <w:i/>
+        </w:rPr>
+        <w:t xml:space="preserve">9010 Taiga </w:t>
+      </w:r>
+      <w:r>
+        <w:t>och</w:t>
+      </w:r>
+      <w:r>
+        <w:rPr>
+          <w:i/>
+        </w:rPr>
+        <w:t xml:space="preserve"> 9740 Skogsbevuxen myr</w:t>
+      </w:r>
+      <w:r>
+        <w:t>. Den behöver grova träd, främst tall, asp och bok som boträd. Skogsbruk med korta omloppstider och täta, homogena ungskogar utgör det största hotet. Spillkråka är en nyckelart i skogliga miljöer vars övergivna bohål utnyttjas av flera andra hålhäckande fågelarter och fladdermöss, däribland pärluggla (EN, §4), knipa (§4), salskrake (§4) och skogsduva (§4). Hökuggla (VU, §4) och slaguggla (§4) häckar ofta i högstubbar som brutits av i höjd med ett gammalt spillkråkebo (SLU Artdatabanken, 2026; Skogsstyrelsen, 2016).</w:t>
+      </w:r>
+    </w:p>
+    <w:p>
+      <w:pPr>
+        <w:pStyle w:val="Heading1"/>
+      </w:pPr>
+      <w:r>
+        <w:t>EU:s fågeldirektiv</w:t>
+      </w:r>
+    </w:p>
+    <w:p>
+      <w:r>
+        <w:t xml:space="preserve">Europeiska unionens medlemsländer är skyldiga att agera i enlighet med EU:s fågeldirektiv där det uttryckligen står att direktivet gäller för fåglar samt för deras ägg, bon och </w:t>
+      </w:r>
+      <w:r>
+        <w:rPr>
+          <w:b/>
+        </w:rPr>
+        <w:t xml:space="preserve">livsmiljöer </w:t>
+      </w:r>
+      <w:r>
+        <w:t>(artikel 1). Vidare att de åtgärder som vidtas inte får leda till en försämring av den nuvarande situationen beträffande bevarandet av de fågelarter som avses i artikel 1 (artikel 13). Fågeldirektivet är styrande för tillsynsansvariga myndigheters ärendehantering, ställningstaganden och beslutsfattande.</w:t>
+      </w:r>
+    </w:p>
+    <w:p>
+      <w:r>
         <w:br w:type="page"/>
       </w:r>
     </w:p>
@@ -165,7 +303,9 @@
         <w:pStyle w:val="Title"/>
       </w:pPr>
       <w:r>
-        <w:t>BILAGA 1 – Rödlistade arter</w:t>
+        <w:t>BILAGA 1 –</w:t>
+        <w:br/>
+        <w:t>Fridlysta och rödlistade arter</w:t>
       </w:r>
     </w:p>
     <w:p>
@@ -267,6 +407,198 @@
         <w:t>SLU Artdatabanken, Uppsala.</w:t>
       </w:r>
     </w:p>
+    <w:p>
+      <w:pPr>
+        <w:pStyle w:val="Heading1"/>
+      </w:pPr>
+      <w:r>
+        <w:t>Talltita – ekologi samt krav på livsmiljön</w:t>
+      </w:r>
+    </w:p>
+    <w:p>
+      <w:r>
+        <w:t>Talltita är rödlistad som NT, fridlyst och prioriterad art i Skogsvårdslagen. Den omfattas av EU:s fågeldirektiv. Arten har minskat kraftigt de senaste 30 åren och minskningstakten innevarande 10-årsperiod beräknas till 20 (10–30) % (SLU Artdatabanken, 2022).</w:t>
+      </w:r>
+    </w:p>
+    <w:p>
+      <w:r>
+        <w:t>Talltita föredrar större sammanhängande barrskogar, och finns såväl i tallskog som granskog och i lövblandad barrskog. Skogens struktur är viktig och ska helst vara flerskiktad med riklig underväxt av mindre granar, björk och andra lövträd och buskar. Tillgång på murknande högstubbar är särskilt viktig, eftersom talltitan helst själv hackar ut sitt bohål (SLU Artdatabanken, 2022).</w:t>
+      </w:r>
+    </w:p>
+    <w:p>
+      <w:r>
+        <w:t>Det finns flera studier som visar att talltita är känslig för gallring och inte överlever när dess livsmiljö kalavverkas (Eggers and Low, 2014; Griesser et al., 2007; Klein, 2020). Talltitans revir är förhållandevis stora, 10–20 hektar och arten missgynnas när skogen fragmenteras. Kalavverkning av större delar av reviret innebär att det överges (Artdatabanken, 2021).</w:t>
+      </w:r>
+    </w:p>
+    <w:p>
+      <w:r>
+        <w:t>Talltitan är synnerligen trogen sitt revir så länge paret lever och biotopen förblir intakt. Paret stannar i sitt revir året om. En förlust av ett revir har därför en stor inverkan på den lokala populationen och trakthyggesbruket anses vara orsak till den svenska populationens kraftiga minskning. Talltiteparets revirtrohet innebär att närhelst under året man observerar en adult talltita så ingår denna plats i reviret (Siffczyk et al., 2003; Ekman, 1979).</w:t>
+      </w:r>
+    </w:p>
+    <w:p>
+      <w:pPr>
+        <w:pStyle w:val="Heading2"/>
+      </w:pPr>
+      <w:r>
+        <w:t>Referenser – talltita</w:t>
+      </w:r>
+    </w:p>
+    <w:p>
+      <w:r>
+        <w:t xml:space="preserve">Eggers, S., Low, M., 2014. </w:t>
+      </w:r>
+      <w:r>
+        <w:rPr>
+          <w:i/>
+        </w:rPr>
+        <w:t xml:space="preserve">Differential demographic responses of sympatric Parids to vegetation management in boreal forest. </w:t>
+      </w:r>
+      <w:r>
+        <w:t>For. Ecol. Manage. 319, 169–175.</w:t>
+      </w:r>
+    </w:p>
+    <w:p>
+      <w:r>
+        <w:t xml:space="preserve">Ekman, J., 1979. </w:t>
+      </w:r>
+      <w:r>
+        <w:rPr>
+          <w:i/>
+        </w:rPr>
+        <w:t xml:space="preserve">Coherence, composition and territories of winter social groups of the Willow Tit Parus montanus and the Crested Tit P. cristatus. </w:t>
+      </w:r>
+      <w:r>
+        <w:t>Ornis Scandinavica, 10, pp 56–68</w:t>
+      </w:r>
+    </w:p>
+    <w:p>
+      <w:r>
+        <w:t xml:space="preserve">Griesser, M., Nystrand, M., Eggers, S., Ekman, J., 2007. </w:t>
+      </w:r>
+      <w:r>
+        <w:rPr>
+          <w:i/>
+        </w:rPr>
+        <w:t xml:space="preserve">Impact of forestry practices on fitness correlates and population productivity in an open-nesting bird species. </w:t>
+      </w:r>
+      <w:r>
+        <w:t>Conserv. Biol. 21, 767–774. https://doi.org/10.1111/j.1523- 1739.2007.00675.x</w:t>
+      </w:r>
+    </w:p>
+    <w:p>
+      <w:r>
+        <w:t xml:space="preserve">Klein, J., 2020. </w:t>
+      </w:r>
+      <w:r>
+        <w:rPr>
+          <w:i/>
+        </w:rPr>
+        <w:t xml:space="preserve">The forgotten forest – On thinning, retention, and biodiversity in the boreal forest. </w:t>
+      </w:r>
+      <w:r>
+        <w:t>Doctoral Thesis No. 2020:50</w:t>
+      </w:r>
+    </w:p>
+    <w:p>
+      <w:r>
+        <w:t xml:space="preserve">Siffczyk, C., Brotons, L., Kangas, K., Orell, M., 2003. </w:t>
+      </w:r>
+      <w:r>
+        <w:rPr>
+          <w:i/>
+        </w:rPr>
+        <w:t xml:space="preserve">Home range size of willow tits. </w:t>
+      </w:r>
+      <w:r>
+        <w:t>Oecologica, 136, 635–642 (2003)</w:t>
+      </w:r>
+    </w:p>
+    <w:p>
+      <w:r>
+        <w:t xml:space="preserve">SLU Artdatabanken, 2021. </w:t>
+      </w:r>
+      <w:r>
+        <w:rPr>
+          <w:i/>
+        </w:rPr>
+        <w:t xml:space="preserve">Artfaktablad. Naturvård – artfakta. </w:t>
+      </w:r>
+      <w:r>
+        <w:t>SLU Artdatabanken, Uppsala</w:t>
+      </w:r>
+    </w:p>
+    <w:p>
+      <w:pPr>
+        <w:pStyle w:val="Heading1"/>
+      </w:pPr>
+      <w:r>
+        <w:t>Spillkråka – ekologi samt krav på livsmiljön</w:t>
+      </w:r>
+    </w:p>
+    <w:p>
+      <w:r>
+        <w:t xml:space="preserve">Spillkråka (§4) ingår i bilaga 1 EU:s fågeldirektiv och är typisk art för </w:t>
+      </w:r>
+      <w:r>
+        <w:rPr>
+          <w:i/>
+        </w:rPr>
+        <w:t xml:space="preserve">9010 Taiga </w:t>
+      </w:r>
+      <w:r>
+        <w:t>och</w:t>
+      </w:r>
+      <w:r>
+        <w:rPr>
+          <w:i/>
+        </w:rPr>
+        <w:t xml:space="preserve"> 9740 Skogsbevuxen myr</w:t>
+      </w:r>
+      <w:r>
+        <w:t>. Den lever i både barr- och blandskog liksom i ren lövskog. De tätaste populationerna tenderar att finnas i äldre, variationsrik blandskog med gott om död ved och gamla träd. Varje par utnyttjar 400–1000 hektar skog beroende på skogens kvalitet. Skogsbruk med korta omloppstider och täta, homogena ungskogar utgör det största hotet (SLU Artdatabanken, 2026).</w:t>
+      </w:r>
+    </w:p>
+    <w:p>
+      <w:r>
+        <w:t>Spillkråka är en nyckelart i skogliga miljöer vars övergivna bohål utnyttjas av flera andra hålhäckande fågelarter och fladdermöss, däribland pärluggla (EN, §4), knipa (§4), salskrake (§4) och skogsduva (§4). Hökuggla (VU, §4) och slaguggla (§4) häckar ofta i högstubbar som brutits av i höjd med ett gammalt spillkråkebo (Skogsstyrelsen, 2016).</w:t>
+      </w:r>
+    </w:p>
+    <w:p>
+      <w:pPr>
+        <w:pStyle w:val="Heading2"/>
+      </w:pPr>
+      <w:r>
+        <w:t>Referenser – spillkråka</w:t>
+      </w:r>
+    </w:p>
+    <w:p>
+      <w:r>
+        <w:t xml:space="preserve">Skogsstyrelsen, 2016. </w:t>
+      </w:r>
+      <w:r>
+        <w:rPr>
+          <w:i/>
+        </w:rPr>
+        <w:t xml:space="preserve">Vägledning för hänsyn till spillkråka. </w:t>
+      </w:r>
+      <w:r>
+        <w:t>Vägledningar och kunskapsstöd artskydd – Skogsstyrelsen.</w:t>
+      </w:r>
+    </w:p>
+    <w:p>
+      <w:r>
+        <w:t xml:space="preserve">SLU Artdatabanken, 2026. </w:t>
+      </w:r>
+      <w:r>
+        <w:rPr>
+          <w:i/>
+        </w:rPr>
+        <w:t xml:space="preserve">Artfaktablad. Naturvård – artfakta. </w:t>
+      </w:r>
+      <w:r>
+        <w:t>SLU Artdatabanken, Uppsala.</w:t>
+      </w:r>
+    </w:p>
     <w:sectPr>
       <w:headerReference w:type="even" r:id="rId8"/>
       <w:headerReference w:type="default" r:id="rId9"/>
@@ -395,7 +727,7 @@
     <w:r>
       <w:tab/>
       <w:tab/>
-      <w:t>2026-10-14</w:t>
+      <w:t>2026-10-15</w:t>
       <w:br/>
       <w:br/>
     </w:r>

--- a/tillsyn/A 41869-2026 tillsynsbegäran.docx
+++ b/tillsyn/A 41869-2026 tillsynsbegäran.docx
@@ -727,7 +727,7 @@
     <w:r>
       <w:tab/>
       <w:tab/>
-      <w:t>2026-10-15</w:t>
+      <w:t>2026-10-16</w:t>
       <w:br/>
       <w:br/>
     </w:r>

--- a/tillsyn/A 41869-2026 tillsynsbegäran.docx
+++ b/tillsyn/A 41869-2026 tillsynsbegäran.docx
@@ -727,7 +727,7 @@
     <w:r>
       <w:tab/>
       <w:tab/>
-      <w:t>2026-10-16</w:t>
+      <w:t>2026-10-17</w:t>
       <w:br/>
       <w:br/>
     </w:r>

--- a/tillsyn/A 41869-2026 tillsynsbegäran.docx
+++ b/tillsyn/A 41869-2026 tillsynsbegäran.docx
@@ -727,7 +727,7 @@
     <w:r>
       <w:tab/>
       <w:tab/>
-      <w:t>2026-10-17</w:t>
+      <w:t>2026-10-18</w:t>
       <w:br/>
       <w:br/>
     </w:r>

--- a/tillsyn/A 41869-2026 tillsynsbegäran.docx
+++ b/tillsyn/A 41869-2026 tillsynsbegäran.docx
@@ -727,7 +727,7 @@
     <w:r>
       <w:tab/>
       <w:tab/>
-      <w:t>2026-10-18</w:t>
+      <w:t>2026-10-19</w:t>
       <w:br/>
       <w:br/>
     </w:r>

--- a/tillsyn/A 41869-2026 tillsynsbegäran.docx
+++ b/tillsyn/A 41869-2026 tillsynsbegäran.docx
@@ -727,7 +727,7 @@
     <w:r>
       <w:tab/>
       <w:tab/>
-      <w:t>2026-10-19</w:t>
+      <w:t>2026-10-20</w:t>
       <w:br/>
       <w:br/>
     </w:r>

--- a/tillsyn/A 41869-2026 tillsynsbegäran.docx
+++ b/tillsyn/A 41869-2026 tillsynsbegäran.docx
@@ -727,7 +727,7 @@
     <w:r>
       <w:tab/>
       <w:tab/>
-      <w:t>2026-10-20</w:t>
+      <w:t>2026-10-21</w:t>
       <w:br/>
       <w:br/>
     </w:r>

--- a/tillsyn/A 41869-2026 tillsynsbegäran.docx
+++ b/tillsyn/A 41869-2026 tillsynsbegäran.docx
@@ -727,7 +727,7 @@
     <w:r>
       <w:tab/>
       <w:tab/>
-      <w:t>2026-10-21</w:t>
+      <w:t>2026-10-22</w:t>
       <w:br/>
       <w:br/>
     </w:r>

--- a/tillsyn/A 41869-2026 tillsynsbegäran.docx
+++ b/tillsyn/A 41869-2026 tillsynsbegäran.docx
@@ -727,7 +727,7 @@
     <w:r>
       <w:tab/>
       <w:tab/>
-      <w:t>2026-10-22</w:t>
+      <w:t>2026-10-23</w:t>
       <w:br/>
       <w:br/>
     </w:r>

--- a/tillsyn/A 41869-2026 tillsynsbegäran.docx
+++ b/tillsyn/A 41869-2026 tillsynsbegäran.docx
@@ -727,7 +727,7 @@
     <w:r>
       <w:tab/>
       <w:tab/>
-      <w:t>2026-10-23</w:t>
+      <w:t>2026-10-24</w:t>
       <w:br/>
       <w:br/>
     </w:r>

--- a/tillsyn/A 41869-2026 tillsynsbegäran.docx
+++ b/tillsyn/A 41869-2026 tillsynsbegäran.docx
@@ -727,7 +727,7 @@
     <w:r>
       <w:tab/>
       <w:tab/>
-      <w:t>2026-10-24</w:t>
+      <w:t>2026-10-25</w:t>
       <w:br/>
       <w:br/>
     </w:r>

--- a/tillsyn/A 41869-2026 tillsynsbegäran.docx
+++ b/tillsyn/A 41869-2026 tillsynsbegäran.docx
@@ -727,7 +727,7 @@
     <w:r>
       <w:tab/>
       <w:tab/>
-      <w:t>2026-10-25</w:t>
+      <w:t>2026-10-26</w:t>
       <w:br/>
       <w:br/>
     </w:r>

--- a/tillsyn/A 41869-2026 tillsynsbegäran.docx
+++ b/tillsyn/A 41869-2026 tillsynsbegäran.docx
@@ -727,7 +727,7 @@
     <w:r>
       <w:tab/>
       <w:tab/>
-      <w:t>2026-10-26</w:t>
+      <w:t>2026-10-27</w:t>
       <w:br/>
       <w:br/>
     </w:r>

--- a/tillsyn/A 41869-2026 tillsynsbegäran.docx
+++ b/tillsyn/A 41869-2026 tillsynsbegäran.docx
@@ -727,7 +727,7 @@
     <w:r>
       <w:tab/>
       <w:tab/>
-      <w:t>2026-10-27</w:t>
+      <w:t>2026-10-28</w:t>
       <w:br/>
       <w:br/>
     </w:r>

--- a/tillsyn/A 41869-2026 tillsynsbegäran.docx
+++ b/tillsyn/A 41869-2026 tillsynsbegäran.docx
@@ -727,7 +727,7 @@
     <w:r>
       <w:tab/>
       <w:tab/>
-      <w:t>2026-10-28</w:t>
+      <w:t>2026-10-29</w:t>
       <w:br/>
       <w:br/>
     </w:r>

--- a/tillsyn/A 41869-2026 tillsynsbegäran.docx
+++ b/tillsyn/A 41869-2026 tillsynsbegäran.docx
@@ -727,7 +727,7 @@
     <w:r>
       <w:tab/>
       <w:tab/>
-      <w:t>2026-10-29</w:t>
+      <w:t>2026-10-31</w:t>
       <w:br/>
       <w:br/>
     </w:r>
